--- a/Petições/Penhora/Sisbajud - modalidade teimosinha.docx
+++ b/Petições/Penhora/Sisbajud - modalidade teimosinha.docx
@@ -330,7 +330,31 @@
           <w:szCs w:val="22"/>
           <w:highlight w:val="yellow"/>
         </w:rPr>
-        <w:t>(réu ou réus)</w:t>
+        <w:t>(</w:t>
+      </w:r>
+      <w:r>
+        <w:rPr>
+          <w:rFonts w:ascii="Calibri" w:hAnsi="Calibri" w:cs="Calibri,Bold"/>
+          <w:b/>
+          <w:bCs/>
+          <w:color w:val="000000"/>
+          <w:sz w:val="24"/>
+          <w:szCs w:val="22"/>
+          <w:highlight w:val="yellow"/>
+        </w:rPr>
+        <w:t xml:space="preserve">ré ou rés ou </w:t>
+      </w:r>
+      <w:r>
+        <w:rPr>
+          <w:rFonts w:ascii="Calibri" w:hAnsi="Calibri" w:cs="Calibri,Bold"/>
+          <w:b/>
+          <w:bCs/>
+          <w:color w:val="000000"/>
+          <w:sz w:val="24"/>
+          <w:szCs w:val="22"/>
+          <w:highlight w:val="yellow"/>
+        </w:rPr>
+        <w:t>réu ou réus)</w:t>
       </w:r>
       <w:r>
         <w:rPr>
@@ -548,7 +572,25 @@
           <w:szCs w:val="22"/>
           <w:highlight w:val="yellow"/>
         </w:rPr>
-        <w:t>(do ou dos)</w:t>
+        <w:t>(do ou dos</w:t>
+      </w:r>
+      <w:r>
+        <w:rPr>
+          <w:rFonts w:ascii="Calibri" w:hAnsi="Calibri" w:cs="Calibri"/>
+          <w:sz w:val="24"/>
+          <w:szCs w:val="22"/>
+          <w:highlight w:val="yellow"/>
+        </w:rPr>
+        <w:t xml:space="preserve"> ou da ou das</w:t>
+      </w:r>
+      <w:r>
+        <w:rPr>
+          <w:rFonts w:ascii="Calibri" w:hAnsi="Calibri" w:cs="Calibri"/>
+          <w:sz w:val="24"/>
+          <w:szCs w:val="22"/>
+          <w:highlight w:val="yellow"/>
+        </w:rPr>
+        <w:t>)</w:t>
       </w:r>
       <w:r>
         <w:rPr>
@@ -565,7 +607,7 @@
           <w:szCs w:val="22"/>
           <w:highlight w:val="yellow"/>
         </w:rPr>
-        <w:t xml:space="preserve">(Executado ou </w:t>
+        <w:t>(</w:t>
       </w:r>
       <w:r>
         <w:rPr>
@@ -574,7 +616,7 @@
           <w:szCs w:val="22"/>
           <w:highlight w:val="yellow"/>
         </w:rPr>
-        <w:t>E</w:t>
+        <w:t>Executado ou Executada ou Executados ou Executadas</w:t>
       </w:r>
       <w:r>
         <w:rPr>
@@ -583,7 +625,7 @@
           <w:szCs w:val="22"/>
           <w:highlight w:val="yellow"/>
         </w:rPr>
-        <w:t>xecutados)</w:t>
+        <w:t>)</w:t>
       </w:r>
       <w:r>
         <w:rPr>
@@ -649,15 +691,7 @@
           <w:szCs w:val="22"/>
           <w:highlight w:val="yellow"/>
         </w:rPr>
-        <w:t>(do ou dos)</w:t>
-      </w:r>
-      <w:r>
-        <w:rPr>
-          <w:rFonts w:ascii="Calibri" w:hAnsi="Calibri" w:cs="Calibri"/>
-          <w:sz w:val="24"/>
-          <w:szCs w:val="22"/>
-        </w:rPr>
-        <w:t xml:space="preserve">  </w:t>
+        <w:t>(</w:t>
       </w:r>
       <w:r>
         <w:rPr>
@@ -666,7 +700,7 @@
           <w:szCs w:val="22"/>
           <w:highlight w:val="yellow"/>
         </w:rPr>
-        <w:t xml:space="preserve">(Executado ou </w:t>
+        <w:t>do ou dos</w:t>
       </w:r>
       <w:r>
         <w:rPr>
@@ -675,7 +709,7 @@
           <w:szCs w:val="22"/>
           <w:highlight w:val="yellow"/>
         </w:rPr>
-        <w:t>E</w:t>
+        <w:t xml:space="preserve"> ou da ou das</w:t>
       </w:r>
       <w:r>
         <w:rPr>
@@ -684,7 +718,42 @@
           <w:szCs w:val="22"/>
           <w:highlight w:val="yellow"/>
         </w:rPr>
-        <w:t>xecutados)</w:t>
+        <w:t>)</w:t>
+      </w:r>
+      <w:r>
+        <w:rPr>
+          <w:rFonts w:ascii="Calibri" w:hAnsi="Calibri" w:cs="Calibri"/>
+          <w:sz w:val="24"/>
+          <w:szCs w:val="22"/>
+        </w:rPr>
+        <w:t xml:space="preserve"> </w:t>
+      </w:r>
+      <w:r>
+        <w:rPr>
+          <w:rFonts w:ascii="Calibri" w:hAnsi="Calibri" w:cs="Calibri"/>
+          <w:sz w:val="24"/>
+          <w:szCs w:val="22"/>
+          <w:highlight w:val="yellow"/>
+        </w:rPr>
+        <w:t>(</w:t>
+      </w:r>
+      <w:r>
+        <w:rPr>
+          <w:rFonts w:ascii="Calibri" w:hAnsi="Calibri" w:cs="Calibri"/>
+          <w:sz w:val="24"/>
+          <w:szCs w:val="22"/>
+          <w:highlight w:val="yellow"/>
+        </w:rPr>
+        <w:t>Executado ou Executada ou Executados ou Executadas</w:t>
+      </w:r>
+      <w:r>
+        <w:rPr>
+          <w:rFonts w:ascii="Calibri" w:hAnsi="Calibri" w:cs="Calibri"/>
+          <w:sz w:val="24"/>
+          <w:szCs w:val="22"/>
+          <w:highlight w:val="yellow"/>
+        </w:rPr>
+        <w:t>)</w:t>
       </w:r>
       <w:r>
         <w:rPr>
@@ -743,7 +812,7 @@
       <w:r>
         <w:rPr>
           <w:rFonts w:ascii="Calibri" w:hAnsi="Calibri" w:cs="Calibri,Bold"/>
-          <w:b w:val="0"/>
+          <w:b/>
           <w:bCs/>
           <w:color w:val="000000"/>
           <w:sz w:val="24"/>
@@ -755,7 +824,7 @@
       <w:r>
         <w:rPr>
           <w:rFonts w:ascii="Calibri" w:hAnsi="Calibri" w:cs="Calibri,Bold"/>
-          <w:b w:val="0"/>
+          <w:b/>
           <w:bCs/>
           <w:color w:val="000000"/>
           <w:sz w:val="24"/>
@@ -766,7 +835,7 @@
       <w:r>
         <w:rPr>
           <w:rFonts w:ascii="Calibri" w:hAnsi="Calibri" w:cs="Calibri,Bold"/>
-          <w:b w:val="0"/>
+          <w:b/>
           <w:bCs/>
           <w:color w:val="000000"/>
           <w:sz w:val="24"/>
@@ -814,7 +883,7 @@
           <w:sz w:val="24"/>
           <w:szCs w:val="22"/>
         </w:rPr>
-        <w:t>5 de junho de 2026</w:t>
+        <w:t>22 de julho de 2026</w:t>
       </w:r>
       <w:r>
         <w:rPr>
